--- a/03_Resources/Verification/Verification_Report_VGA.docx
+++ b/03_Resources/Verification/Verification_Report_VGA.docx
@@ -1754,6 +1754,7 @@
         </w:tblPrEx>
         <w:trPr>
           <w:gridAfter w:val="2"/>
+          <w:wAfter w:w="5076" w:type="dxa"/>
         </w:trPr>
         <w:tc>
           <w:tcPr>
@@ -1830,9 +1831,9 @@
         </w:tblCellMar>
       </w:tblPr>
       <w:tblGrid>
-        <w:gridCol w:w="5055"/>
-        <w:gridCol w:w="2383"/>
-        <w:gridCol w:w="1562"/>
+        <w:gridCol w:w="6039"/>
+        <w:gridCol w:w="1513"/>
+        <w:gridCol w:w="1448"/>
       </w:tblGrid>
       <w:tr>
         <w:tblPrEx>
@@ -2065,13 +2066,70 @@
           <w:p>
             <w:pPr>
               <w:jc w:val="left"/>
-            </w:pPr>
-            <w:r>
               <w:rPr>
                 <w:rFonts w:hint="default"/>
               </w:rPr>
+            </w:pPr>
+            <w:r>
+              <w:rPr>
+                <w:rFonts w:hint="default"/>
+              </w:rPr>
               <w:t>Hiển thị màn hình (TC-02)</w:t>
             </w:r>
+          </w:p>
+          <w:p>
+            <w:pPr>
+              <w:jc w:val="left"/>
+              <w:rPr>
+                <w:rFonts w:hint="default"/>
+                <w:lang w:val="en-US"/>
+              </w:rPr>
+            </w:pPr>
+            <w:r>
+              <w:rPr>
+                <w:rFonts w:hint="default"/>
+                <w:lang w:val="en-US"/>
+              </w:rPr>
+              <w:drawing>
+                <wp:inline distT="0" distB="0" distL="114300" distR="114300">
+                  <wp:extent cx="3079115" cy="2208530"/>
+                  <wp:effectExtent l="0" t="0" r="6985" b="1270"/>
+                  <wp:docPr id="1" name="Picture 1" descr="58B3C74E-AE85-49A2-8724-0A02C8A17115_4_5005_c"/>
+                  <wp:cNvGraphicFramePr>
+                    <a:graphicFrameLocks xmlns:a="http://schemas.openxmlformats.org/drawingml/2006/main" noChangeAspect="1"/>
+                  </wp:cNvGraphicFramePr>
+                  <a:graphic xmlns:a="http://schemas.openxmlformats.org/drawingml/2006/main">
+                    <a:graphicData uri="http://schemas.openxmlformats.org/drawingml/2006/picture">
+                      <pic:pic xmlns:pic="http://schemas.openxmlformats.org/drawingml/2006/picture">
+                        <pic:nvPicPr>
+                          <pic:cNvPr id="1" name="Picture 1" descr="58B3C74E-AE85-49A2-8724-0A02C8A17115_4_5005_c"/>
+                          <pic:cNvPicPr>
+                            <a:picLocks noChangeAspect="1"/>
+                          </pic:cNvPicPr>
+                        </pic:nvPicPr>
+                        <pic:blipFill>
+                          <a:blip r:embed="rId6"/>
+                          <a:stretch>
+                            <a:fillRect/>
+                          </a:stretch>
+                        </pic:blipFill>
+                        <pic:spPr>
+                          <a:xfrm>
+                            <a:off x="0" y="0"/>
+                            <a:ext cx="3079115" cy="2208530"/>
+                          </a:xfrm>
+                          <a:prstGeom prst="rect">
+                            <a:avLst/>
+                          </a:prstGeom>
+                        </pic:spPr>
+                      </pic:pic>
+                    </a:graphicData>
+                  </a:graphic>
+                </wp:inline>
+              </w:drawing>
+            </w:r>
+            <w:bookmarkStart w:id="0" w:name="_GoBack"/>
+            <w:bookmarkEnd w:id="0"/>
           </w:p>
         </w:tc>
         <w:tc>
@@ -2136,8 +2194,6 @@
               </w:rPr>
               <w:t>Màn hình nhận diện tín hiệu, xuất đúng các dải màu (Color Bar) không bị nhiễu hay trôi hình.</w:t>
             </w:r>
-            <w:bookmarkStart w:id="0" w:name="_GoBack"/>
-            <w:bookmarkEnd w:id="0"/>
           </w:p>
         </w:tc>
       </w:tr>
@@ -2160,6 +2216,7 @@
         </w:tblPrEx>
         <w:trPr>
           <w:gridAfter w:val="2"/>
+          <w:wAfter w:w="3945" w:type="dxa"/>
         </w:trPr>
         <w:tc>
           <w:tcPr>
